--- a/Foreground Masking/documentation/Bar Spike-Gated Foreground Candidate Report Documentation.docx
+++ b/Foreground Masking/documentation/Bar Spike-Gated Foreground Candidate Report Documentation.docx
@@ -2623,7 +2623,7 @@
               <w:rPr>
                 <w:b/>
               </w:rPr>
-              <w:t>Top image panel</w:t>
+              <w:t>Observed image panel</w:t>
             </w:r>
           </w:p>
         </w:tc>
@@ -2640,7 +2640,50 @@
           </w:tcPr>
           <w:p>
             <w:r>
-              <w:t>S4G 3.6 micron isophote image with bar-major and bar-minor axes overlaid. Retained foreground objects are circled in red.</w:t>
+              <w:t>S4G 3.6 micron isophote image in the observed sky plane with bar-major and bar-minor axes overlaid. Retained foreground candidates are circled in red.</w:t>
+            </w:r>
+          </w:p>
+        </w:tc>
+      </w:tr>
+      <w:tr>
+        <w:trPr>
+          <w:cantSplit/>
+        </w:trPr>
+        <w:tc>
+          <w:tcPr>
+            <w:tcW w:type="dxa" w:w="2400"/>
+            <w:shd w:fill="F2F4F7"/>
+            <w:vAlign w:val="center"/>
+            <w:tcMar>
+              <w:top w:w="80" w:type="dxa"/>
+              <w:bottom w:w="80" w:type="dxa"/>
+              <w:start w:w="120" w:type="dxa"/>
+              <w:end w:w="120" w:type="dxa"/>
+            </w:tcMar>
+          </w:tcPr>
+          <w:p>
+            <w:r>
+              <w:rPr>
+                <w:b/>
+              </w:rPr>
+              <w:t>Deprojected image panel</w:t>
+            </w:r>
+          </w:p>
+        </w:tc>
+        <w:tc>
+          <w:tcPr>
+            <w:tcW w:type="dxa" w:w="6960"/>
+            <w:vAlign w:val="center"/>
+            <w:tcMar>
+              <w:top w:w="80" w:type="dxa"/>
+              <w:bottom w:w="80" w:type="dxa"/>
+              <w:start w:w="120" w:type="dxa"/>
+              <w:end w:w="120" w:type="dxa"/>
+            </w:tcMar>
+          </w:tcPr>
+          <w:p>
+            <w:r>
+              <w:t>Second isophote panel sampled in the face-on disk plane and rotated so the bar major axis is horizontal. The same retained red-circle candidates are transformed into this coordinate system.</w:t>
             </w:r>
           </w:p>
         </w:tc>
@@ -3603,7 +3646,50 @@
           </w:tcPr>
           <w:p>
             <w:r>
-              <w:t>python "Foreground Masking/bar_spike_gated_foreground_report.py" --all --auto-tune</w:t>
+              <w:t>python "Foreground Masking/bar_spike_gated_foreground_report.py" --all --detection-nsigma 3.5 --output-dir "D:\Dropbox\Public Documents\UCLAN\MSc Research\Remove foreground objects\spike_gated_3p5_sigma"</w:t>
+            </w:r>
+          </w:p>
+        </w:tc>
+      </w:tr>
+      <w:tr>
+        <w:trPr>
+          <w:cantSplit/>
+        </w:trPr>
+        <w:tc>
+          <w:tcPr>
+            <w:tcW w:type="dxa" w:w="2500"/>
+            <w:shd w:fill="F2F4F7"/>
+            <w:vAlign w:val="center"/>
+            <w:tcMar>
+              <w:top w:w="80" w:type="dxa"/>
+              <w:bottom w:w="80" w:type="dxa"/>
+              <w:start w:w="120" w:type="dxa"/>
+              <w:end w:w="120" w:type="dxa"/>
+            </w:tcMar>
+          </w:tcPr>
+          <w:p>
+            <w:r>
+              <w:rPr>
+                <w:b/>
+              </w:rPr>
+              <w:t>Run global Photutils at 3.5 sigma</w:t>
+            </w:r>
+          </w:p>
+        </w:tc>
+        <w:tc>
+          <w:tcPr>
+            <w:tcW w:type="dxa" w:w="6860"/>
+            <w:vAlign w:val="center"/>
+            <w:tcMar>
+              <w:top w:w="80" w:type="dxa"/>
+              <w:bottom w:w="80" w:type="dxa"/>
+              <w:start w:w="120" w:type="dxa"/>
+              <w:end w:w="120" w:type="dxa"/>
+            </w:tcMar>
+          </w:tcPr>
+          <w:p>
+            <w:r>
+              <w:t>python "Foreground Masking/bar_spike_gated_foreground_report.py" --all --masking-mode global --detection-nsigma 3.5 --output-dir "D:\Dropbox\Public Documents\UCLAN\MSc Research\Remove foreground objects\global_photutils_3p5_sigma"</w:t>
             </w:r>
           </w:p>
         </w:tc>

--- a/Foreground Masking/documentation/Bar Spike-Gated Foreground Candidate Report Documentation.docx
+++ b/Foreground Masking/documentation/Bar Spike-Gated Foreground Candidate Report Documentation.docx
@@ -211,7 +211,7 @@
           </w:tcPr>
           <w:p>
             <w:r>
-              <w:t>2026-07-05</w:t>
+              <w:t>2026-07-08</w:t>
             </w:r>
           </w:p>
         </w:tc>
@@ -4566,7 +4566,7 @@
               <w:rPr>
                 <w:b/>
               </w:rPr>
-              <w:t>{galaxy_name}_foreground_removed.pdf</w:t>
+              <w:t>{galaxy_name}_fg_removed_sp-gated.pdf and .png</w:t>
             </w:r>
           </w:p>
         </w:tc>
@@ -4583,7 +4583,7 @@
           </w:tcPr>
           <w:p>
             <w:r>
-              <w:t>Portrait report for one galaxy. The filename is historical shorthand; the current default content is spike-gated profile-contamination correction, not complete image-wide foreground removal.</w:t>
+              <w:t>Portrait report and PNG preview for one galaxy. The method suffix identifies the spike-gated masking run.</w:t>
             </w:r>
           </w:p>
         </w:tc>
@@ -4626,7 +4626,7 @@
           </w:tcPr>
           <w:p>
             <w:r>
-              <w:t>D:\Dropbox\Public Documents\UCLAN\MSc Research\Remove foreground objects\calibrated spike_rule</w:t>
+              <w:t>D:\Dropbox\Public Documents\UCLAN\MSc Research\Remove foreground objects\spike_gated_auto_tuned</w:t>
             </w:r>
           </w:p>
         </w:tc>
@@ -4669,7 +4669,7 @@
           </w:tcPr>
           <w:p>
             <w:r>
-              <w:t>Foreground Masking/ESO120-012_portrait_mask_report/ESO120-012_foreground_removed.pdf when no --names or --all selection is supplied.</w:t>
+              <w:t>Foreground Masking/ESO120-012_portrait_mask_report/ESO120-012_fg_removed_sp-gated.pdf when no --names or --all selection is supplied.</w:t>
             </w:r>
           </w:p>
         </w:tc>

--- a/Foreground Masking/documentation/Bar Spike-Gated Foreground Candidate Report Documentation.docx
+++ b/Foreground Masking/documentation/Bar Spike-Gated Foreground Candidate Report Documentation.docx
@@ -168,7 +168,7 @@
           </w:tcPr>
           <w:p>
             <w:r>
-              <w:t>C:\Users\gordo\Documents\Github\PythonScripts\Foreground Masking\bar_spike_gated_foreground_report.py</w:t>
+              <w:t>C:\Users\gordo\Documents\GitHub\PythonScripts\Foreground Masking\bar_spike_gated_foreground_report.py</w:t>
             </w:r>
           </w:p>
         </w:tc>
@@ -211,7 +211,7 @@
           </w:tcPr>
           <w:p>
             <w:r>
-              <w:t>2026-07-08</w:t>
+              <w:t>2026-07-19</w:t>
             </w:r>
           </w:p>
         </w:tc>
@@ -2441,7 +2441,7 @@
           </w:tcPr>
           <w:p>
             <w:r>
-              <w:t>12.0</w:t>
+              <w:t>8.0</w:t>
             </w:r>
           </w:p>
         </w:tc>
@@ -2458,7 +2458,7 @@
           </w:tcPr>
           <w:p>
             <w:r>
-              <w:t>Rejects residual segments whose centroids lie too close to the galaxy centre.</w:t>
+              <w:t>Rejects candidates whose dilated footprint touches the deprojected central exclusion zone.</w:t>
             </w:r>
           </w:p>
         </w:tc>

--- a/Foreground Masking/documentation/Bar Spike-Gated Foreground Candidate Report Documentation.docx
+++ b/Foreground Masking/documentation/Bar Spike-Gated Foreground Candidate Report Documentation.docx
@@ -168,7 +168,7 @@
           </w:tcPr>
           <w:p>
             <w:r>
-              <w:t>C:\Users\gordo\Documents\GitHub\PythonScripts\Foreground Masking\bar_spike_gated_foreground_report.py</w:t>
+              <w:t>C:\Users\gordo\Documents\Github\PythonScripts\Foreground Masking\bar_spike_gated_foreground_report.py</w:t>
             </w:r>
           </w:p>
         </w:tc>
@@ -211,7 +211,7 @@
           </w:tcPr>
           <w:p>
             <w:r>
-              <w:t>2026-07-19</w:t>
+              <w:t>2026-07-22</w:t>
             </w:r>
           </w:p>
         </w:tc>
@@ -2536,7 +2536,7 @@
         <w:pStyle w:val="Heading1"/>
       </w:pPr>
       <w:r>
-        <w:t>PDF Report Layout</w:t>
+        <w:t>PNG Report Layout</w:t>
       </w:r>
     </w:p>
     <w:tbl>
@@ -4566,7 +4566,7 @@
               <w:rPr>
                 <w:b/>
               </w:rPr>
-              <w:t>{galaxy_name}_fg_removed_sp-gated.pdf and .png</w:t>
+              <w:t>{galaxy_name}_fg_removed_sp-gated.png</w:t>
             </w:r>
           </w:p>
         </w:tc>
@@ -4583,7 +4583,7 @@
           </w:tcPr>
           <w:p>
             <w:r>
-              <w:t>Portrait report and PNG preview for one galaxy. The method suffix identifies the spike-gated masking run.</w:t>
+              <w:t>Portrait PNG report for one galaxy. The method suffix identifies the spike-gated masking run.</w:t>
             </w:r>
           </w:p>
         </w:tc>
@@ -4669,7 +4669,7 @@
           </w:tcPr>
           <w:p>
             <w:r>
-              <w:t>Foreground Masking/ESO120-012_portrait_mask_report/ESO120-012_fg_removed_sp-gated.pdf when no --names or --all selection is supplied.</w:t>
+              <w:t>Foreground Masking/ESO120-012_portrait_mask_report/ESO120-012_fg_removed_sp-gated.png when no --names or --all selection is supplied.</w:t>
             </w:r>
           </w:p>
         </w:tc>

--- a/Foreground Masking/documentation/Bar Spike-Gated Foreground Candidate Report Documentation.docx
+++ b/Foreground Masking/documentation/Bar Spike-Gated Foreground Candidate Report Documentation.docx
@@ -317,7 +317,7 @@
         <w:rPr>
           <w:b w:val="0"/>
         </w:rPr>
-        <w:t>This script creates one-page portrait PDF reports that compare S4G bar and minor-axis intensity profiles before and after spike-gated compact-source masking. It was developed to remove narrow foreground-object-like spikes in bar-major-axis profiles without applying an aggressive global mask that can suppress valid galaxy light.</w:t>
+        <w:t>This script creates one-page portrait PNG reports that compare S4G bar and minor-axis intensity profiles before and after spike-gated compact-source masking. It was developed to remove narrow foreground-object-like spikes in bar-major-axis profiles without applying an aggressive global mask that can suppress valid galaxy light.</w:t>
       </w:r>
     </w:p>
     <w:p>
@@ -3401,7 +3401,7 @@
           </w:tcPr>
           <w:p>
             <w:r>
-              <w:t>Generate one portrait PDF for one galaxy.</w:t>
+              <w:t>Generate one portrait PNG for one galaxy.</w:t>
             </w:r>
           </w:p>
         </w:tc>
@@ -3444,7 +3444,7 @@
           </w:tcPr>
           <w:p>
             <w:r>
-              <w:t>Parse command-line options, select galaxies, and write one output PDF per selected galaxy.</w:t>
+              <w:t>Parse command-line options, select galaxies, and write one output PNG per selected galaxy.</w:t>
             </w:r>
           </w:p>
         </w:tc>

--- a/Foreground Masking/documentation/Bar Spike-Gated Foreground Candidate Report Documentation.docx
+++ b/Foreground Masking/documentation/Bar Spike-Gated Foreground Candidate Report Documentation.docx
@@ -168,7 +168,7 @@
           </w:tcPr>
           <w:p>
             <w:r>
-              <w:t>C:\Users\gordo\Documents\Github\PythonScripts\Foreground Masking\bar_spike_gated_foreground_report.py</w:t>
+              <w:t>C:\Users\gordo\Documents\Github\PythonScripts\Foreground Masking\PhotUtils\bar_spike_gated_foreground_report.py</w:t>
             </w:r>
           </w:p>
         </w:tc>
@@ -211,7 +211,7 @@
           </w:tcPr>
           <w:p>
             <w:r>
-              <w:t>2026-07-22</w:t>
+              <w:t>2026-07-27</w:t>
             </w:r>
           </w:p>
         </w:tc>
@@ -3560,7 +3560,7 @@
           </w:tcPr>
           <w:p>
             <w:r>
-              <w:t>python "Foreground Masking/bar_spike_gated_foreground_report.py" --names ESO120-012 ESO357-012 ESO358-020 ESO359-031 ESO440-044 NGC1187 NGC1640 NGC3726 ESO420-009 --auto-tune</w:t>
+              <w:t>python "Foreground Masking/PhotUtils/bar_spike_gated_foreground_report.py" --names ESO120-012 ESO357-012 ESO358-020 ESO359-031 ESO440-044 NGC1187 NGC1640 NGC3726 ESO420-009 --auto-tune</w:t>
             </w:r>
           </w:p>
         </w:tc>
@@ -3603,7 +3603,7 @@
           </w:tcPr>
           <w:p>
             <w:r>
-              <w:t>python "Foreground Masking/bar_spike_gated_foreground_report.py" --names ESO120-012 --auto-tune</w:t>
+              <w:t>python "Foreground Masking/PhotUtils/bar_spike_gated_foreground_report.py" --names ESO120-012 --auto-tune</w:t>
             </w:r>
           </w:p>
         </w:tc>
@@ -3646,7 +3646,7 @@
           </w:tcPr>
           <w:p>
             <w:r>
-              <w:t>python "Foreground Masking/bar_spike_gated_foreground_report.py" --all --detection-nsigma 3.5 --output-dir "D:\Dropbox\Public Documents\UCLAN\MSc Research\Remove foreground objects\spike_gated_3p5_sigma"</w:t>
+              <w:t>python "Foreground Masking/PhotUtils/bar_spike_gated_foreground_report.py" --all --detection-nsigma 3.5 --output-dir "D:\Dropbox\Public Documents\UCLAN\MSc Research\Remove foreground objects\spike_gated_3p5_sigma"</w:t>
             </w:r>
           </w:p>
         </w:tc>
@@ -3689,7 +3689,7 @@
           </w:tcPr>
           <w:p>
             <w:r>
-              <w:t>python "Foreground Masking/bar_spike_gated_foreground_report.py" --all --masking-mode global --detection-nsigma 3.5 --output-dir "D:\Dropbox\Public Documents\UCLAN\MSc Research\Remove foreground objects\global_photutils_3p5_sigma"</w:t>
+              <w:t>python "Foreground Masking/PhotUtils/bar_spike_gated_foreground_report.py" --all --masking-mode global --detection-nsigma 3.5 --output-dir "D:\Dropbox\Public Documents\UCLAN\MSc Research\Remove foreground objects\global_photutils_3p5_sigma"</w:t>
             </w:r>
           </w:p>
         </w:tc>
